--- a/HaemophilusWeb/ReportTemplates/Fax - BLNAR v10.docx
+++ b/HaemophilusWeb/ReportTemplates/Fax - BLNAR v10.docx
@@ -848,12 +848,12 @@
           <w:rFonts w:ascii="Arial" w:hAnsi="Arial" w:cs="Arial"/>
           <w:noProof/>
         </w:rPr>
-        <w:pict w14:anchorId="57E20793">
+        <w:pict w14:anchorId="5E4EB367">
           <v:shapetype id="_x0000_t202" coordsize="21600,21600" o:spt="202" path="m,l,21600r21600,l21600,xe">
             <v:stroke joinstyle="miter"/>
             <v:path gradientshapeok="t" o:connecttype="rect"/>
           </v:shapetype>
-          <v:shape id="_x0000_s2054" type="#_x0000_t202" style="position:absolute;margin-left:249.4pt;margin-top:47pt;width:90.7pt;height:99.2pt;z-index:-1;visibility:visible;mso-wrap-distance-left:9pt;mso-wrap-distance-top:3.6pt;mso-wrap-distance-right:9pt;mso-wrap-distance-bottom:3.6pt;mso-position-horizontal-relative:text;mso-position-vertical-relative:text;mso-width-relative:margin;mso-height-relative:margin;v-text-anchor:top" stroked="f">
+          <v:shape id="_x0000_s2057" type="#_x0000_t202" style="position:absolute;margin-left:249.4pt;margin-top:47pt;width:90.7pt;height:99.2pt;z-index:-1;visibility:visible;mso-wrap-distance-left:9pt;mso-wrap-distance-top:3.6pt;mso-wrap-distance-right:9pt;mso-wrap-distance-bottom:3.6pt;mso-position-horizontal-relative:text;mso-position-vertical-relative:text;mso-width-relative:margin;mso-height-relative:margin;v-text-anchor:top" stroked="f">
             <v:textbox>
               <w:txbxContent>
                 <w:p>
@@ -3015,16 +3015,16 @@
         <w:spacing w:before="93"/>
         <w:rPr>
           <w:rFonts w:ascii="Arial" w:hAnsi="Arial" w:cs="Arial"/>
-          <w:sz w:val="20"/>
-          <w:szCs w:val="20"/>
+          <w:sz w:val="18"/>
+          <w:szCs w:val="18"/>
           <w:lang w:val="en-US"/>
         </w:rPr>
       </w:pPr>
       <w:r>
         <w:rPr>
           <w:rFonts w:ascii="Arial" w:hAnsi="Arial" w:cs="Arial"/>
-          <w:sz w:val="20"/>
-          <w:szCs w:val="20"/>
+          <w:sz w:val="18"/>
+          <w:szCs w:val="18"/>
           <w:lang w:val="en-GB"/>
         </w:rPr>
         <w:t>1. Tristram S, Jacobs MR, Appelbaum PC. Antimicrobial resistance in Haemophilus influenzae. Clin Microbiol Rev. 2007 Apr;20(2):368-89.</w:t>
@@ -3042,24 +3042,24 @@
         <w:spacing w:before="93"/>
         <w:rPr>
           <w:rFonts w:ascii="Arial" w:hAnsi="Arial" w:cs="Arial"/>
-          <w:sz w:val="20"/>
-          <w:szCs w:val="20"/>
+          <w:sz w:val="18"/>
+          <w:szCs w:val="18"/>
           <w:lang w:val="en-US"/>
         </w:rPr>
       </w:pPr>
       <w:r>
         <w:rPr>
           <w:rFonts w:ascii="Arial" w:hAnsi="Arial" w:cs="Arial"/>
-          <w:sz w:val="20"/>
-          <w:szCs w:val="20"/>
+          <w:sz w:val="18"/>
+          <w:szCs w:val="18"/>
           <w:lang w:val="en-US"/>
         </w:rPr>
         <w:t>2.</w:t>
       </w:r>
       <w:r>
         <w:rPr>
-          <w:sz w:val="20"/>
-          <w:szCs w:val="20"/>
+          <w:sz w:val="18"/>
+          <w:szCs w:val="18"/>
           <w:lang w:val="en-US"/>
         </w:rPr>
         <w:t xml:space="preserve"> </w:t>
@@ -3067,8 +3067,8 @@
       <w:r>
         <w:rPr>
           <w:rFonts w:ascii="Arial" w:hAnsi="Arial" w:cs="Arial"/>
-          <w:sz w:val="20"/>
-          <w:szCs w:val="20"/>
+          <w:sz w:val="18"/>
+          <w:szCs w:val="18"/>
           <w:lang w:val="en-US"/>
         </w:rPr>
         <w:t>Ubukata K, Shibasaki Y, Yamamoto K, Chiba N, Hasegawa K, Takeuchi Y, Sunakawa K, Inoue M, Konno M. Association of amino acid substitutions in penicillin-binding protein 3 with beta-lactam resistance in beta-lactamase-negative ampicillin-resistant Haemophilus influenzae. Antimicrob Agents Chemother. 2001 45(6):1693-9.</w:t>
@@ -3086,15 +3086,15 @@
         <w:spacing w:before="93"/>
         <w:rPr>
           <w:rFonts w:ascii="Arial" w:hAnsi="Arial" w:cs="Arial"/>
-          <w:sz w:val="20"/>
-          <w:szCs w:val="20"/>
-        </w:rPr>
-      </w:pPr>
-      <w:r>
-        <w:rPr>
-          <w:rFonts w:ascii="Arial" w:hAnsi="Arial" w:cs="Arial"/>
-          <w:sz w:val="20"/>
-          <w:szCs w:val="20"/>
+          <w:sz w:val="18"/>
+          <w:szCs w:val="18"/>
+        </w:rPr>
+      </w:pPr>
+      <w:r>
+        <w:rPr>
+          <w:rFonts w:ascii="Arial" w:hAnsi="Arial" w:cs="Arial"/>
+          <w:sz w:val="18"/>
+          <w:szCs w:val="18"/>
           <w:lang w:val="en-US"/>
         </w:rPr>
         <w:t xml:space="preserve">3. </w:t>
@@ -3102,8 +3102,8 @@
       <w:r>
         <w:rPr>
           <w:rFonts w:ascii="Arial" w:hAnsi="Arial" w:cs="Arial"/>
-          <w:sz w:val="20"/>
-          <w:szCs w:val="20"/>
+          <w:sz w:val="18"/>
+          <w:szCs w:val="18"/>
           <w:lang w:val="en-GB"/>
         </w:rPr>
         <w:t xml:space="preserve">Cherkaoui, A., Diene, S.M., Renzoni, A., Emonet, S., Renzi, G., et al. (2017). </w:t>
@@ -3112,8 +3112,8 @@
         <w:rPr>
           <w:rFonts w:ascii="Arial" w:hAnsi="Arial" w:cs="Arial"/>
           <w:iCs/>
-          <w:sz w:val="20"/>
-          <w:szCs w:val="20"/>
+          <w:sz w:val="18"/>
+          <w:szCs w:val="18"/>
           <w:lang w:val="en-GB"/>
         </w:rPr>
         <w:t>Imipenem heteroresistance in nontypeable Haemophilus influenzae is linked to a combination of altered PBP3, slow drug influx and direct efflux regulation.</w:t>
@@ -3121,8 +3121,8 @@
       <w:r>
         <w:rPr>
           <w:rFonts w:ascii="Arial" w:hAnsi="Arial" w:cs="Arial"/>
-          <w:sz w:val="20"/>
-          <w:szCs w:val="20"/>
+          <w:sz w:val="18"/>
+          <w:szCs w:val="18"/>
           <w:lang w:val="en-GB"/>
         </w:rPr>
         <w:t xml:space="preserve"> </w:t>
@@ -3130,8 +3130,8 @@
       <w:r>
         <w:rPr>
           <w:rFonts w:ascii="Arial" w:hAnsi="Arial" w:cs="Arial"/>
-          <w:sz w:val="20"/>
-          <w:szCs w:val="20"/>
+          <w:sz w:val="18"/>
+          <w:szCs w:val="18"/>
         </w:rPr>
         <w:t>Clin Microbiol Infect. 23(2): p. 118 e9-118 e19.</w:t>
       </w:r>
@@ -3148,24 +3148,24 @@
         <w:spacing w:before="93"/>
         <w:rPr>
           <w:rFonts w:ascii="Arial" w:hAnsi="Arial" w:cs="Arial"/>
-          <w:sz w:val="20"/>
-          <w:szCs w:val="20"/>
+          <w:sz w:val="18"/>
+          <w:szCs w:val="18"/>
           <w:lang w:val="en-US"/>
         </w:rPr>
       </w:pPr>
       <w:r>
         <w:rPr>
           <w:rFonts w:ascii="Arial" w:hAnsi="Arial" w:cs="Arial"/>
-          <w:sz w:val="20"/>
-          <w:szCs w:val="20"/>
+          <w:sz w:val="18"/>
+          <w:szCs w:val="18"/>
         </w:rPr>
         <w:t xml:space="preserve">4. Lâm, T.T., Nürnberg, S., Claus, H., and Vogel, U. (2020). </w:t>
       </w:r>
       <w:r>
         <w:rPr>
           <w:rFonts w:ascii="Arial" w:hAnsi="Arial" w:cs="Arial"/>
-          <w:sz w:val="20"/>
-          <w:szCs w:val="20"/>
+          <w:sz w:val="18"/>
+          <w:szCs w:val="18"/>
           <w:lang w:val="en-US"/>
         </w:rPr>
         <w:t>Molecular epidemiology of imipenem resistance in invasive Haemophilus influenzae infections in Germany in 2016. J Antimicrob Chemother. 75(8): p. 2076-2086</w:t>
@@ -3183,15 +3183,15 @@
         <w:spacing w:before="93"/>
         <w:rPr>
           <w:rFonts w:ascii="Arial" w:hAnsi="Arial" w:cs="Arial"/>
-          <w:sz w:val="20"/>
-          <w:szCs w:val="20"/>
-        </w:rPr>
-      </w:pPr>
-      <w:r>
-        <w:rPr>
-          <w:rFonts w:ascii="Arial" w:hAnsi="Arial" w:cs="Arial"/>
-          <w:sz w:val="20"/>
-          <w:szCs w:val="20"/>
+          <w:sz w:val="18"/>
+          <w:szCs w:val="18"/>
+        </w:rPr>
+      </w:pPr>
+      <w:r>
+        <w:rPr>
+          <w:rFonts w:ascii="Arial" w:hAnsi="Arial" w:cs="Arial"/>
+          <w:sz w:val="18"/>
+          <w:szCs w:val="18"/>
           <w:lang w:val="en-US"/>
         </w:rPr>
         <w:t xml:space="preserve">5. Leclercq R, Cantón R, Brown DF, Giske CG, Heisig P, MacGowan AP, Mouton JW, Nordmann P, Rodloff AC, Rossolini GM, Soussy CJ, Steinbakk M, Winstanley TG, Kahlmeter G. EUCAST expert rules in antimicrobial susceptibility testing. </w:t>
@@ -3199,8 +3199,8 @@
       <w:r>
         <w:rPr>
           <w:rFonts w:ascii="Arial" w:hAnsi="Arial" w:cs="Arial"/>
-          <w:sz w:val="20"/>
-          <w:szCs w:val="20"/>
+          <w:sz w:val="18"/>
+          <w:szCs w:val="18"/>
         </w:rPr>
         <w:t>Clin Microbiol Infect. 2013 19(2): 141–160.</w:t>
       </w:r>
@@ -3217,36 +3217,27 @@
         <w:spacing w:before="93"/>
         <w:rPr>
           <w:rFonts w:ascii="Arial" w:hAnsi="Arial" w:cs="Arial"/>
-          <w:sz w:val="20"/>
-          <w:szCs w:val="20"/>
+          <w:sz w:val="18"/>
+          <w:szCs w:val="18"/>
           <w:lang w:val="en-US"/>
         </w:rPr>
       </w:pPr>
       <w:r>
         <w:rPr>
           <w:rFonts w:ascii="Arial" w:hAnsi="Arial" w:cs="Arial"/>
-          <w:sz w:val="20"/>
-          <w:szCs w:val="20"/>
+          <w:sz w:val="18"/>
+          <w:szCs w:val="18"/>
         </w:rPr>
         <w:t xml:space="preserve">6. Nürnberg, S., Claus, H., Krone, M., Vogel, U., and Lam, T.T. (2021). </w:t>
       </w:r>
       <w:r>
         <w:rPr>
           <w:rFonts w:ascii="Arial" w:hAnsi="Arial" w:cs="Arial"/>
-          <w:sz w:val="20"/>
-          <w:szCs w:val="20"/>
+          <w:sz w:val="18"/>
+          <w:szCs w:val="18"/>
           <w:lang w:val="en-US"/>
         </w:rPr>
-        <w:t xml:space="preserve">Cefotaxime resistance in invasive Haemophilus influenzae isolates in Germany 2016-19: prevalence, epidemiology and relevance of PBP3 substitutions. </w:t>
-      </w:r>
-      <w:r>
-        <w:rPr>
-          <w:rFonts w:ascii="Arial" w:hAnsi="Arial" w:cs="Arial"/>
-          <w:sz w:val="20"/>
-          <w:szCs w:val="20"/>
-          <w:lang w:val="en-US"/>
-        </w:rPr>
-        <w:t>J Antimicrob Chemother. 76(4): p. 920-929.</w:t>
+        <w:t>Cefotaxime resistance in invasive Haemophilus influenzae isolates in Germany 2016-19: prevalence, epidemiology and relevance of PBP3 substitutions. J Antimicrob Chemother. 76(4): p. 920-929.</w:t>
       </w:r>
     </w:p>
     <w:p>
@@ -3543,7 +3534,7 @@
       <w:rPr>
         <w:noProof/>
       </w:rPr>
-      <w:pict w14:anchorId="4D633211">
+      <w:pict w14:anchorId="3A8EE882">
         <v:shapetype id="_x0000_t75" coordsize="21600,21600" o:spt="75" o:preferrelative="t" path="m@4@5l@4@11@9@11@9@5xe" filled="f" stroked="f">
           <v:stroke joinstyle="miter"/>
           <v:formulas>
@@ -3563,7 +3554,7 @@
           <v:path o:extrusionok="f" gradientshapeok="t" o:connecttype="rect"/>
           <o:lock v:ext="edit" aspectratio="t"/>
         </v:shapetype>
-        <v:shape id="Grafik 563960930" o:spid="_x0000_s1138" type="#_x0000_t75" alt="ML-13135-01_DAkkS-Symbol_grau1-1" style="position:absolute;margin-left:401.25pt;margin-top:-13.1pt;width:111pt;height:63pt;z-index:3;visibility:visible;mso-wrap-style:square;mso-width-percent:0;mso-height-percent:0;mso-wrap-distance-left:9pt;mso-wrap-distance-top:0;mso-wrap-distance-right:9pt;mso-wrap-distance-bottom:0;mso-position-horizontal:absolute;mso-position-horizontal-relative:text;mso-position-vertical:absolute;mso-position-vertical-relative:text;mso-width-percent:0;mso-height-percent:0;mso-width-relative:page;mso-height-relative:page">
+        <v:shape id="Grafik 1888330628" o:spid="_x0000_s1162" type="#_x0000_t75" alt="ML-13135-01_DAkkS-Symbol_grau1-1" style="position:absolute;margin-left:401.25pt;margin-top:-13.1pt;width:111pt;height:63pt;z-index:8;visibility:visible;mso-wrap-style:square;mso-width-percent:0;mso-height-percent:0;mso-wrap-distance-left:9pt;mso-wrap-distance-top:0;mso-wrap-distance-right:9pt;mso-wrap-distance-bottom:0;mso-position-horizontal:absolute;mso-position-horizontal-relative:text;mso-position-vertical:absolute;mso-position-vertical-relative:text;mso-width-percent:0;mso-height-percent:0;mso-width-relative:page;mso-height-relative:page">
           <v:imagedata r:id="rId1" o:title="ML-13135-01_DAkkS-Symbol_grau1-1"/>
         </v:shape>
       </w:pict>
@@ -3581,7 +3572,21 @@
         <w:szCs w:val="17"/>
       </w:rPr>
       <w:tab/>
-      <w:t>Befund zu</w:t>
+      <w:t xml:space="preserve">Befund </w:t>
+    </w:r>
+    <w:r>
+      <w:rPr>
+        <w:sz w:val="17"/>
+        <w:szCs w:val="17"/>
+      </w:rPr>
+      <w:t xml:space="preserve">vom {Date} </w:t>
+    </w:r>
+    <w:r>
+      <w:rPr>
+        <w:sz w:val="17"/>
+        <w:szCs w:val="17"/>
+      </w:rPr>
+      <w:t>zu</w:t>
     </w:r>
     <w:r>
       <w:rPr>
@@ -3779,7 +3784,7 @@
       <w:rPr>
         <w:noProof/>
       </w:rPr>
-      <w:pict w14:anchorId="3AC27ABA">
+      <w:pict w14:anchorId="135C1A0E">
         <v:shapetype id="_x0000_t75" coordsize="21600,21600" o:spt="75" o:preferrelative="t" path="m@4@5l@4@11@9@11@9@5xe" filled="f" stroked="f">
           <v:stroke joinstyle="miter"/>
           <v:formulas>
@@ -3799,7 +3804,7 @@
           <v:path o:extrusionok="f" gradientshapeok="t" o:connecttype="rect"/>
           <o:lock v:ext="edit" aspectratio="t"/>
         </v:shapetype>
-        <v:shape id="Grafik 673506084" o:spid="_x0000_s1137" type="#_x0000_t75" alt="ML-13135-01_DAkkS-Symbol_grau1-1" style="position:absolute;margin-left:401.25pt;margin-top:-13.1pt;width:111pt;height:63pt;z-index:4;visibility:visible;mso-wrap-style:square;mso-width-percent:0;mso-height-percent:0;mso-wrap-distance-left:9pt;mso-wrap-distance-top:0;mso-wrap-distance-right:9pt;mso-wrap-distance-bottom:0;mso-position-horizontal:absolute;mso-position-horizontal-relative:text;mso-position-vertical:absolute;mso-position-vertical-relative:text;mso-width-percent:0;mso-height-percent:0;mso-width-relative:page;mso-height-relative:page">
+        <v:shape id="Grafik 113667053" o:spid="_x0000_s1161" type="#_x0000_t75" alt="ML-13135-01_DAkkS-Symbol_grau1-1" style="position:absolute;margin-left:401.25pt;margin-top:-13.1pt;width:111pt;height:63pt;z-index:11;visibility:visible;mso-wrap-style:square;mso-width-percent:0;mso-height-percent:0;mso-wrap-distance-left:9pt;mso-wrap-distance-top:0;mso-wrap-distance-right:9pt;mso-wrap-distance-bottom:0;mso-position-horizontal:absolute;mso-position-horizontal-relative:text;mso-position-vertical:absolute;mso-position-vertical-relative:text;mso-width-percent:0;mso-height-percent:0;mso-width-relative:page;mso-height-relative:page">
           <v:imagedata r:id="rId1" o:title="ML-13135-01_DAkkS-Symbol_grau1-1"/>
         </v:shape>
       </w:pict>
@@ -3817,7 +3822,21 @@
         <w:szCs w:val="17"/>
       </w:rPr>
       <w:tab/>
-      <w:t>Befund zu</w:t>
+      <w:t xml:space="preserve">Befund </w:t>
+    </w:r>
+    <w:r>
+      <w:rPr>
+        <w:sz w:val="17"/>
+        <w:szCs w:val="17"/>
+      </w:rPr>
+      <w:t xml:space="preserve">vom {Date} </w:t>
+    </w:r>
+    <w:r>
+      <w:rPr>
+        <w:sz w:val="17"/>
+        <w:szCs w:val="17"/>
+      </w:rPr>
+      <w:t>zu</w:t>
     </w:r>
     <w:r>
       <w:rPr>
@@ -4015,7 +4034,7 @@
       <w:rPr>
         <w:noProof/>
       </w:rPr>
-      <w:pict w14:anchorId="72C9643B">
+      <w:pict w14:anchorId="70B84C68">
         <v:shapetype id="_x0000_t75" coordsize="21600,21600" o:spt="75" o:preferrelative="t" path="m@4@5l@4@11@9@11@9@5xe" filled="f" stroked="f">
           <v:stroke joinstyle="miter"/>
           <v:formulas>
@@ -4035,7 +4054,7 @@
           <v:path o:extrusionok="f" gradientshapeok="t" o:connecttype="rect"/>
           <o:lock v:ext="edit" aspectratio="t"/>
         </v:shapetype>
-        <v:shape id="Grafik 3" o:spid="_x0000_s1136" type="#_x0000_t75" alt="ML-13135-01_DAkkS-Symbol_grau1-1" style="position:absolute;margin-left:401.25pt;margin-top:-13.1pt;width:111pt;height:63pt;z-index:2;visibility:visible;mso-wrap-style:square;mso-width-percent:0;mso-height-percent:0;mso-wrap-distance-left:9pt;mso-wrap-distance-top:0;mso-wrap-distance-right:9pt;mso-wrap-distance-bottom:0;mso-position-horizontal:absolute;mso-position-horizontal-relative:text;mso-position-vertical:absolute;mso-position-vertical-relative:text;mso-width-percent:0;mso-height-percent:0;mso-width-relative:page;mso-height-relative:page">
+        <v:shape id="Grafik 3" o:spid="_x0000_s1160" type="#_x0000_t75" alt="ML-13135-01_DAkkS-Symbol_grau1-1" style="position:absolute;margin-left:401.25pt;margin-top:-13.1pt;width:111pt;height:63pt;z-index:7;visibility:visible;mso-wrap-style:square;mso-width-percent:0;mso-height-percent:0;mso-wrap-distance-left:9pt;mso-wrap-distance-top:0;mso-wrap-distance-right:9pt;mso-wrap-distance-bottom:0;mso-position-horizontal:absolute;mso-position-horizontal-relative:text;mso-position-vertical:absolute;mso-position-vertical-relative:text;mso-width-percent:0;mso-height-percent:0;mso-width-relative:page;mso-height-relative:page">
           <v:imagedata r:id="rId1" o:title="ML-13135-01_DAkkS-Symbol_grau1-1"/>
         </v:shape>
       </w:pict>
@@ -4053,7 +4072,21 @@
         <w:szCs w:val="17"/>
       </w:rPr>
       <w:tab/>
-      <w:t>Befund zu</w:t>
+      <w:t xml:space="preserve">Befund </w:t>
+    </w:r>
+    <w:r>
+      <w:rPr>
+        <w:sz w:val="17"/>
+        <w:szCs w:val="17"/>
+      </w:rPr>
+      <w:t xml:space="preserve">vom {Date} </w:t>
+    </w:r>
+    <w:r>
+      <w:rPr>
+        <w:sz w:val="17"/>
+        <w:szCs w:val="17"/>
+      </w:rPr>
+      <w:t>zu</w:t>
     </w:r>
     <w:r>
       <w:rPr>
@@ -4299,7 +4332,7 @@
           <v:path o:extrusionok="f" gradientshapeok="t" o:connecttype="rect"/>
           <o:lock v:ext="edit" aspectratio="t"/>
         </v:shapetype>
-        <v:shape id="Grafik 2" o:spid="_x0000_s1159" type="#_x0000_t75" alt="nrzmhi_logo_500" style="position:absolute;margin-left:385.15pt;margin-top:2.25pt;width:63.4pt;height:63.4pt;z-index:-1;visibility:visible;mso-wrap-style:square;mso-width-percent:0;mso-height-percent:0;mso-wrap-distance-left:9pt;mso-wrap-distance-top:0;mso-wrap-distance-right:9pt;mso-wrap-distance-bottom:0;mso-position-horizontal:absolute;mso-position-horizontal-relative:text;mso-position-vertical:absolute;mso-position-vertical-relative:text;mso-width-percent:0;mso-height-percent:0;mso-width-relative:page;mso-height-relative:page">
+        <v:shape id="Grafik 2" o:spid="_x0000_s1159" type="#_x0000_t75" alt="nrzmhi_logo_500" style="position:absolute;margin-left:385.15pt;margin-top:2.25pt;width:63.4pt;height:63.4pt;z-index:-6;visibility:visible;mso-wrap-style:square;mso-width-percent:0;mso-height-percent:0;mso-wrap-distance-left:9pt;mso-wrap-distance-top:0;mso-wrap-distance-right:9pt;mso-wrap-distance-bottom:0;mso-position-horizontal:absolute;mso-position-horizontal-relative:text;mso-position-vertical:absolute;mso-position-vertical-relative:text;mso-width-percent:0;mso-height-percent:0;mso-width-relative:page;mso-height-relative:page">
           <v:imagedata r:id="rId1" o:title="nrzmhi_logo_500"/>
         </v:shape>
       </w:pict>
@@ -4309,7 +4342,7 @@
         <w:noProof/>
       </w:rPr>
       <w:pict w14:anchorId="6F74A1DE">
-        <v:shape id="Grafik 1" o:spid="_x0000_s1158" type="#_x0000_t75" alt="RKI_Logo-NRZKL-Deu_RGB-1.JPG" style="position:absolute;margin-left:449.25pt;margin-top:6.75pt;width:55pt;height:55pt;z-index:9;visibility:visible;mso-wrap-style:square;mso-width-percent:0;mso-height-percent:0;mso-wrap-distance-left:9pt;mso-wrap-distance-top:0;mso-wrap-distance-right:9pt;mso-wrap-distance-bottom:0;mso-position-horizontal:absolute;mso-position-horizontal-relative:text;mso-position-vertical:absolute;mso-position-vertical-relative:text;mso-width-percent:0;mso-height-percent:0;mso-width-relative:page;mso-height-relative:page" stroked="t" strokecolor="white">
+        <v:shape id="Grafik 1" o:spid="_x0000_s1158" type="#_x0000_t75" alt="RKI_Logo-NRZKL-Deu_RGB-1.JPG" style="position:absolute;margin-left:449.25pt;margin-top:6.75pt;width:55pt;height:55pt;z-index:3;visibility:visible;mso-wrap-style:square;mso-width-percent:0;mso-height-percent:0;mso-wrap-distance-left:9pt;mso-wrap-distance-top:0;mso-wrap-distance-right:9pt;mso-wrap-distance-bottom:0;mso-position-horizontal:absolute;mso-position-horizontal-relative:text;mso-position-vertical:absolute;mso-position-vertical-relative:text;mso-width-percent:0;mso-height-percent:0;mso-width-relative:page;mso-height-relative:page" stroked="t" strokecolor="white">
           <v:imagedata r:id="rId2" o:title="RKI_Logo-NRZKL-Deu_RGB-1"/>
         </v:shape>
       </w:pict>
@@ -4434,7 +4467,7 @@
           <v:stroke joinstyle="miter"/>
           <v:path gradientshapeok="t" o:connecttype="rect"/>
         </v:shapetype>
-        <v:shape id="_x0000_s1157" type="#_x0000_t202" style="position:absolute;margin-left:364.1pt;margin-top:2.3pt;width:156.8pt;height:304.25pt;z-index:10;visibility:visible;mso-wrap-style:square;mso-width-percent:0;mso-height-percent:0;mso-wrap-distance-left:9pt;mso-wrap-distance-top:0;mso-wrap-distance-right:9pt;mso-wrap-distance-bottom:0;mso-position-horizontal-relative:text;mso-position-vertical-relative:text;mso-width-percent:0;mso-height-percent:0;mso-width-relative:page;mso-height-relative:page;v-text-anchor:top" o:gfxdata="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" stroked="f">
+        <v:shape id="_x0000_s1157" type="#_x0000_t202" style="position:absolute;margin-left:364.1pt;margin-top:2.3pt;width:156.8pt;height:304.25pt;z-index:4;visibility:visible;mso-wrap-style:square;mso-width-percent:0;mso-height-percent:0;mso-wrap-distance-left:9pt;mso-wrap-distance-top:0;mso-wrap-distance-right:9pt;mso-wrap-distance-bottom:0;mso-position-horizontal-relative:text;mso-position-vertical-relative:text;mso-width-percent:0;mso-height-percent:0;mso-width-relative:page;mso-height-relative:page;v-text-anchor:top" o:gfxdata="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" stroked="f">
           <v:textbox style="mso-next-textbox:#_x0000_s1157">
             <w:txbxContent>
               <w:p>
@@ -4961,8 +4994,6 @@
         <w:b/>
         <w:smallCaps/>
         <w:spacing w:val="20"/>
-        <w:sz w:val="28"/>
-        <w:szCs w:val="28"/>
       </w:rPr>
     </w:pPr>
     <w:r>
@@ -4990,7 +5021,7 @@
       <w:rPr>
         <w:noProof/>
       </w:rPr>
-      <w:pict w14:anchorId="45C5764D">
+      <w:pict w14:anchorId="2B54C038">
         <v:shapetype id="_x0000_t75" coordsize="21600,21600" o:spt="75" o:preferrelative="t" path="m@4@5l@4@11@9@11@9@5xe" filled="f" stroked="f">
           <v:stroke joinstyle="miter"/>
           <v:formulas>
@@ -5010,7 +5041,7 @@
           <v:path o:extrusionok="f" gradientshapeok="t" o:connecttype="rect"/>
           <o:lock v:ext="edit" aspectratio="t"/>
         </v:shapetype>
-        <v:shape id="Grafik 11" o:spid="_x0000_s1133" type="#_x0000_t75" alt="nrzmhi_logo_500" style="position:absolute;margin-left:385.15pt;margin-top:2.25pt;width:63.4pt;height:63.4pt;z-index:-5;visibility:visible;mso-wrap-style:square;mso-width-percent:0;mso-height-percent:0;mso-wrap-distance-left:9pt;mso-wrap-distance-top:0;mso-wrap-distance-right:9pt;mso-wrap-distance-bottom:0;mso-position-horizontal:absolute;mso-position-horizontal-relative:text;mso-position-vertical:absolute;mso-position-vertical-relative:text;mso-width-percent:0;mso-height-percent:0;mso-width-relative:page;mso-height-relative:page">
+        <v:shape id="Grafik 4" o:spid="_x0000_s1164" type="#_x0000_t75" alt="nrzmhi_logo_500" style="position:absolute;margin-left:385.15pt;margin-top:2.25pt;width:63.4pt;height:63.4pt;z-index:-2;visibility:visible;mso-wrap-style:square;mso-width-percent:0;mso-height-percent:0;mso-wrap-distance-left:9pt;mso-wrap-distance-top:0;mso-wrap-distance-right:9pt;mso-wrap-distance-bottom:0;mso-position-horizontal:absolute;mso-position-horizontal-relative:text;mso-position-vertical:absolute;mso-position-vertical-relative:text;mso-width-percent:0;mso-height-percent:0;mso-width-relative:page;mso-height-relative:page">
           <v:imagedata r:id="rId1" o:title="nrzmhi_logo_500"/>
         </v:shape>
       </w:pict>
@@ -5019,8 +5050,8 @@
       <w:rPr>
         <w:noProof/>
       </w:rPr>
-      <w:pict w14:anchorId="7FE4E171">
-        <v:shape id="Grafik 12" o:spid="_x0000_s1132" type="#_x0000_t75" alt="RKI_Logo-NRZKL-Deu_RGB-1.JPG" style="position:absolute;margin-left:449.25pt;margin-top:6.75pt;width:55pt;height:55pt;z-index:1;visibility:visible;mso-wrap-style:square;mso-width-percent:0;mso-height-percent:0;mso-wrap-distance-left:9pt;mso-wrap-distance-top:0;mso-wrap-distance-right:9pt;mso-wrap-distance-bottom:0;mso-position-horizontal:absolute;mso-position-horizontal-relative:text;mso-position-vertical:absolute;mso-position-vertical-relative:text;mso-width-percent:0;mso-height-percent:0;mso-width-relative:page;mso-height-relative:page" stroked="t" strokecolor="white">
+      <w:pict w14:anchorId="22F8F802">
+        <v:shape id="Grafik 802480827" o:spid="_x0000_s1163" type="#_x0000_t75" alt="RKI_Logo-NRZKL-Deu_RGB-1.JPG" style="position:absolute;margin-left:449.25pt;margin-top:6.75pt;width:55pt;height:55pt;z-index:9;visibility:visible;mso-wrap-style:square;mso-width-percent:0;mso-height-percent:0;mso-wrap-distance-left:9pt;mso-wrap-distance-top:0;mso-wrap-distance-right:9pt;mso-wrap-distance-bottom:0;mso-position-horizontal:absolute;mso-position-horizontal-relative:text;mso-position-vertical:absolute;mso-position-vertical-relative:text;mso-width-percent:0;mso-height-percent:0;mso-width-relative:page;mso-height-relative:page" stroked="t" strokecolor="white">
           <v:imagedata r:id="rId2" o:title="RKI_Logo-NRZKL-Deu_RGB-1"/>
         </v:shape>
       </w:pict>
@@ -5031,8 +5062,6 @@
         <w:b/>
         <w:smallCaps/>
         <w:spacing w:val="20"/>
-        <w:sz w:val="28"/>
-        <w:szCs w:val="28"/>
       </w:rPr>
       <w:t xml:space="preserve">Nationales Referenzzentrum für Meningokokken </w:t>
     </w:r>
@@ -5044,8 +5073,6 @@
         <w:rFonts w:ascii="Arial" w:hAnsi="Arial" w:cs="Arial"/>
         <w:smallCaps/>
         <w:spacing w:val="20"/>
-        <w:sz w:val="28"/>
-        <w:szCs w:val="28"/>
       </w:rPr>
     </w:pPr>
     <w:r>
@@ -5055,8 +5082,6 @@
         <w:smallCaps/>
         <w:noProof/>
         <w:spacing w:val="20"/>
-        <w:sz w:val="28"/>
-        <w:szCs w:val="28"/>
       </w:rPr>
       <w:t>und Haemophilus influenzae</w:t>
     </w:r>
@@ -5064,14 +5089,14 @@
   <w:p>
     <w:pPr>
       <w:rPr>
-        <w:sz w:val="22"/>
-        <w:szCs w:val="22"/>
+        <w:sz w:val="20"/>
+        <w:szCs w:val="20"/>
       </w:rPr>
     </w:pPr>
     <w:r>
       <w:rPr>
-        <w:sz w:val="22"/>
-        <w:szCs w:val="22"/>
+        <w:sz w:val="20"/>
+        <w:szCs w:val="20"/>
       </w:rPr>
       <w:t>Gesamtleitung: PD Dr. rer. nat. Heike Claus</w:t>
     </w:r>
@@ -5079,14 +5104,14 @@
   <w:p>
     <w:pPr>
       <w:rPr>
-        <w:sz w:val="12"/>
-        <w:szCs w:val="12"/>
+        <w:sz w:val="20"/>
+        <w:szCs w:val="20"/>
       </w:rPr>
     </w:pPr>
     <w:r>
       <w:rPr>
-        <w:sz w:val="22"/>
-        <w:szCs w:val="22"/>
+        <w:sz w:val="20"/>
+        <w:szCs w:val="20"/>
       </w:rPr>
       <w:t>ärztliche Leitung: PD Dr. med. Thiên-Trí Lâm</w:t>
     </w:r>
@@ -5098,6 +5123,63 @@
         <w:szCs w:val="12"/>
       </w:rPr>
     </w:pPr>
+  </w:p>
+  <w:p>
+    <w:pPr>
+      <w:rPr>
+        <w:sz w:val="12"/>
+        <w:szCs w:val="12"/>
+      </w:rPr>
+    </w:pPr>
+    <w:r>
+      <w:rPr>
+        <w:sz w:val="12"/>
+        <w:szCs w:val="12"/>
+      </w:rPr>
+      <w:t xml:space="preserve">Labor-Nr. des NRZMHi: </w:t>
+    </w:r>
+    <w:r>
+      <w:rPr>
+        <w:sz w:val="12"/>
+        <w:szCs w:val="12"/>
+      </w:rPr>
+      <w:t>{LaboratoryNumberWithPrefix}</w:t>
+    </w:r>
+    <w:r>
+      <w:rPr>
+        <w:sz w:val="12"/>
+        <w:szCs w:val="12"/>
+      </w:rPr>
+      <w:t xml:space="preserve"> · isoliert aus: {SamplingLocation} · Datum der Materialentnahme:</w:t>
+    </w:r>
+    <w:r>
+      <w:rPr>
+        <w:sz w:val="12"/>
+        <w:szCs w:val="12"/>
+      </w:rPr>
+      <w:t xml:space="preserve"> </w:t>
+    </w:r>
+    <w:r>
+      <w:rPr>
+        <w:sz w:val="12"/>
+        <w:szCs w:val="12"/>
+      </w:rPr>
+      <w:t>{SamplingDate} · Labor-Nr. des Einsenders:</w:t>
+    </w:r>
+    <w:r>
+      <w:rPr>
+        <w:sz w:val="12"/>
+        <w:szCs w:val="12"/>
+      </w:rPr>
+      <w:t xml:space="preserve"> </w:t>
+    </w:r>
+    <w:r>
+      <w:rPr>
+        <w:sz w:val="12"/>
+        <w:szCs w:val="12"/>
+      </w:rPr>
+      <w:t>{SenderLaboratoryNumber}</w:t>
+    </w:r>
   </w:p>
   <w:p>
     <w:pPr>
@@ -5175,7 +5257,7 @@
           <v:path o:extrusionok="f" gradientshapeok="t" o:connecttype="rect"/>
           <o:lock v:ext="edit" aspectratio="t"/>
         </v:shapetype>
-        <v:shape id="_x0000_s1152" type="#_x0000_t75" alt="nrzmhi_logo_500" style="position:absolute;margin-left:385.15pt;margin-top:2.25pt;width:63.4pt;height:63.4pt;z-index:-4;visibility:visible;mso-wrap-style:square;mso-width-percent:0;mso-height-percent:0;mso-wrap-distance-left:9pt;mso-wrap-distance-top:0;mso-wrap-distance-right:9pt;mso-wrap-distance-bottom:0;mso-position-horizontal:absolute;mso-position-horizontal-relative:text;mso-position-vertical:absolute;mso-position-vertical-relative:text;mso-width-percent:0;mso-height-percent:0;mso-width-relative:page;mso-height-relative:page">
+        <v:shape id="_x0000_s1152" type="#_x0000_t75" alt="nrzmhi_logo_500" style="position:absolute;margin-left:385.15pt;margin-top:2.25pt;width:63.4pt;height:63.4pt;z-index:-7;visibility:visible;mso-wrap-style:square;mso-width-percent:0;mso-height-percent:0;mso-wrap-distance-left:9pt;mso-wrap-distance-top:0;mso-wrap-distance-right:9pt;mso-wrap-distance-bottom:0;mso-position-horizontal:absolute;mso-position-horizontal-relative:text;mso-position-vertical:absolute;mso-position-vertical-relative:text;mso-width-percent:0;mso-height-percent:0;mso-width-relative:page;mso-height-relative:page">
           <v:imagedata r:id="rId1" o:title="nrzmhi_logo_500"/>
         </v:shape>
       </w:pict>
@@ -5185,7 +5267,7 @@
         <w:noProof/>
       </w:rPr>
       <w:pict w14:anchorId="012F7972">
-        <v:shape id="_x0000_s1151" type="#_x0000_t75" alt="RKI_Logo-NRZKL-Deu_RGB-1.JPG" style="position:absolute;margin-left:449.25pt;margin-top:6.75pt;width:55pt;height:55pt;z-index:5;visibility:visible;mso-wrap-style:square;mso-width-percent:0;mso-height-percent:0;mso-wrap-distance-left:9pt;mso-wrap-distance-top:0;mso-wrap-distance-right:9pt;mso-wrap-distance-bottom:0;mso-position-horizontal:absolute;mso-position-horizontal-relative:text;mso-position-vertical:absolute;mso-position-vertical-relative:text;mso-width-percent:0;mso-height-percent:0;mso-width-relative:page;mso-height-relative:page" stroked="t" strokecolor="white">
+        <v:shape id="_x0000_s1151" type="#_x0000_t75" alt="RKI_Logo-NRZKL-Deu_RGB-1.JPG" style="position:absolute;margin-left:449.25pt;margin-top:6.75pt;width:55pt;height:55pt;z-index:1;visibility:visible;mso-wrap-style:square;mso-width-percent:0;mso-height-percent:0;mso-wrap-distance-left:9pt;mso-wrap-distance-top:0;mso-wrap-distance-right:9pt;mso-wrap-distance-bottom:0;mso-position-horizontal:absolute;mso-position-horizontal-relative:text;mso-position-vertical:absolute;mso-position-vertical-relative:text;mso-width-percent:0;mso-height-percent:0;mso-width-relative:page;mso-height-relative:page" stroked="t" strokecolor="white">
           <v:imagedata r:id="rId2" o:title="RKI_Logo-NRZKL-Deu_RGB-1"/>
         </v:shape>
       </w:pict>
@@ -5310,7 +5392,7 @@
           <v:stroke joinstyle="miter"/>
           <v:path gradientshapeok="t" o:connecttype="rect"/>
         </v:shapetype>
-        <v:shape id="Textfeld 3" o:spid="_x0000_s1150" type="#_x0000_t202" style="position:absolute;margin-left:364.1pt;margin-top:2.3pt;width:156.8pt;height:304.25pt;z-index:6;visibility:visible;mso-wrap-style:square;mso-width-percent:0;mso-height-percent:0;mso-wrap-distance-left:9pt;mso-wrap-distance-top:0;mso-wrap-distance-right:9pt;mso-wrap-distance-bottom:0;mso-position-horizontal-relative:text;mso-position-vertical-relative:text;mso-width-percent:0;mso-height-percent:0;mso-width-relative:page;mso-height-relative:page;v-text-anchor:top" o:gfxdata="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" stroked="f">
+        <v:shape id="Textfeld 3" o:spid="_x0000_s1150" type="#_x0000_t202" style="position:absolute;margin-left:364.1pt;margin-top:2.3pt;width:156.8pt;height:304.25pt;z-index:2;visibility:visible;mso-wrap-style:square;mso-width-percent:0;mso-height-percent:0;mso-wrap-distance-left:9pt;mso-wrap-distance-top:0;mso-wrap-distance-right:9pt;mso-wrap-distance-bottom:0;mso-position-horizontal-relative:text;mso-position-vertical-relative:text;mso-width-percent:0;mso-height-percent:0;mso-width-relative:page;mso-height-relative:page;v-text-anchor:top" o:gfxdata="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" stroked="f">
           <v:textbox style="mso-next-textbox:#Textfeld 3">
             <w:txbxContent>
               <w:p>

--- a/HaemophilusWeb/ReportTemplates/Fax - BLNAR v10.docx
+++ b/HaemophilusWeb/ReportTemplates/Fax - BLNAR v10.docx
@@ -4410,7 +4410,7 @@
         <w:sz w:val="22"/>
         <w:szCs w:val="22"/>
       </w:rPr>
-      <w:t>Gesamtleitung: PD Dr. rer. nat. Heike Claus</w:t>
+      <w:t xml:space="preserve">Gesamtleitung: {LabDirector}</w:t>
     </w:r>
   </w:p>
   <w:p>
@@ -4425,7 +4425,7 @@
         <w:sz w:val="22"/>
         <w:szCs w:val="22"/>
       </w:rPr>
-      <w:t>ärztliche Leitung: PD Dr. med. Thiên-Trí Lâm</w:t>
+      <w:t xml:space="preserve">ärztliche Leitung: {MedicalDirector}</w:t>
     </w:r>
   </w:p>
   <w:p>
@@ -4692,235 +4692,8 @@
                     <w:sz w:val="17"/>
                     <w:szCs w:val="17"/>
                   </w:rPr>
-                  <w:t>PD Dr. rer. nat. Heike Claus</w:t>
+                  <w:t xml:space="preserve">{Contacts}</w:t>
                 </w:r>
-              </w:p>
-              <w:p>
-                <w:pPr>
-                  <w:tabs>
-                    <w:tab w:val="left" w:pos="7560"/>
-                  </w:tabs>
-                  <w:ind w:right="-1368"/>
-                  <w:rPr>
-                    <w:sz w:val="17"/>
-                    <w:szCs w:val="17"/>
-                    <w:lang w:val="pl-PL"/>
-                  </w:rPr>
-                </w:pPr>
-                <w:r>
-                  <w:rPr>
-                    <w:sz w:val="17"/>
-                    <w:szCs w:val="17"/>
-                    <w:lang w:val="pl-PL"/>
-                  </w:rPr>
-                  <w:t>Telefon: 0931/31-46936</w:t>
-                </w:r>
-              </w:p>
-              <w:p>
-                <w:pPr>
-                  <w:tabs>
-                    <w:tab w:val="left" w:pos="7560"/>
-                  </w:tabs>
-                  <w:ind w:right="-1368"/>
-                  <w:rPr>
-                    <w:sz w:val="17"/>
-                    <w:szCs w:val="17"/>
-                    <w:lang w:val="pl-PL"/>
-                  </w:rPr>
-                </w:pPr>
-                <w:r>
-                  <w:rPr>
-                    <w:sz w:val="17"/>
-                    <w:szCs w:val="17"/>
-                    <w:lang w:val="pl-PL"/>
-                  </w:rPr>
-                  <w:t>heike.claus@uni-wuerzburg.de</w:t>
-                </w:r>
-              </w:p>
-              <w:p>
-                <w:pPr>
-                  <w:ind w:right="-1368"/>
-                  <w:rPr>
-                    <w:sz w:val="17"/>
-                    <w:szCs w:val="17"/>
-                    <w:lang w:val="pl-PL"/>
-                  </w:rPr>
-                </w:pPr>
-              </w:p>
-              <w:p>
-                <w:pPr>
-                  <w:ind w:right="-1368"/>
-                  <w:rPr>
-                    <w:sz w:val="17"/>
-                    <w:szCs w:val="17"/>
-                    <w:lang w:val="pl-PL"/>
-                  </w:rPr>
-                </w:pPr>
-                <w:r>
-                  <w:rPr>
-                    <w:sz w:val="17"/>
-                    <w:szCs w:val="17"/>
-                    <w:lang w:val="pl-PL"/>
-                  </w:rPr>
-                  <w:t>PD Dr. med. Thiên-Trí Lâm</w:t>
-                </w:r>
-              </w:p>
-              <w:p>
-                <w:pPr>
-                  <w:ind w:right="-1368"/>
-                  <w:rPr>
-                    <w:sz w:val="17"/>
-                    <w:szCs w:val="17"/>
-                    <w:lang w:val="pl-PL"/>
-                  </w:rPr>
-                </w:pPr>
-                <w:r>
-                  <w:rPr>
-                    <w:sz w:val="17"/>
-                    <w:szCs w:val="17"/>
-                    <w:lang w:val="pl-PL"/>
-                  </w:rPr>
-                  <w:t>Telefon: 0931/31-46737</w:t>
-                </w:r>
-              </w:p>
-              <w:p>
-                <w:pPr>
-                  <w:ind w:right="-1368"/>
-                  <w:rPr>
-                    <w:sz w:val="17"/>
-                    <w:szCs w:val="17"/>
-                    <w:lang w:val="pl-PL"/>
-                  </w:rPr>
-                </w:pPr>
-                <w:r>
-                  <w:rPr>
-                    <w:sz w:val="17"/>
-                    <w:szCs w:val="17"/>
-                    <w:lang w:val="pl-PL"/>
-                  </w:rPr>
-                  <w:t>thien-tri.lam@uni-wuerzburg.de</w:t>
-                </w:r>
-              </w:p>
-              <w:p>
-                <w:pPr>
-                  <w:tabs>
-                    <w:tab w:val="left" w:pos="7560"/>
-                  </w:tabs>
-                  <w:ind w:right="-1368"/>
-                  <w:rPr>
-                    <w:sz w:val="17"/>
-                    <w:szCs w:val="17"/>
-                    <w:lang w:val="pl-PL"/>
-                  </w:rPr>
-                </w:pPr>
-              </w:p>
-              <w:p>
-                <w:pPr>
-                  <w:tabs>
-                    <w:tab w:val="left" w:pos="7560"/>
-                  </w:tabs>
-                  <w:ind w:right="-1368"/>
-                  <w:rPr>
-                    <w:sz w:val="17"/>
-                    <w:szCs w:val="17"/>
-                    <w:lang w:val="en-GB"/>
-                  </w:rPr>
-                </w:pPr>
-                <w:r>
-                  <w:rPr>
-                    <w:sz w:val="17"/>
-                    <w:szCs w:val="17"/>
-                    <w:lang w:val="en-GB"/>
-                  </w:rPr>
-                  <w:t>Dr.</w:t>
-                </w:r>
-                <w:r>
-                  <w:rPr>
-                    <w:sz w:val="17"/>
-                    <w:szCs w:val="17"/>
-                    <w:lang w:val="en-GB"/>
-                  </w:rPr>
-                  <w:t xml:space="preserve"> </w:t>
-                </w:r>
-                <w:r>
-                  <w:rPr>
-                    <w:sz w:val="17"/>
-                    <w:szCs w:val="17"/>
-                    <w:lang w:val="en-GB"/>
-                  </w:rPr>
-                  <w:t>med. Katherina Heroth</w:t>
-                </w:r>
-              </w:p>
-              <w:p>
-                <w:pPr>
-                  <w:tabs>
-                    <w:tab w:val="left" w:pos="7560"/>
-                  </w:tabs>
-                  <w:ind w:right="-1368"/>
-                  <w:rPr>
-                    <w:sz w:val="17"/>
-                    <w:szCs w:val="17"/>
-                    <w:lang w:val="pl-PL"/>
-                  </w:rPr>
-                </w:pPr>
-                <w:r>
-                  <w:rPr>
-                    <w:sz w:val="17"/>
-                    <w:szCs w:val="17"/>
-                    <w:lang w:val="pl-PL"/>
-                  </w:rPr>
-                  <w:t>Telefon: 0931/31-81128</w:t>
-                </w:r>
-              </w:p>
-              <w:p>
-                <w:pPr>
-                  <w:tabs>
-                    <w:tab w:val="left" w:pos="7560"/>
-                  </w:tabs>
-                  <w:ind w:right="-1368"/>
-                  <w:rPr>
-                    <w:sz w:val="17"/>
-                    <w:szCs w:val="17"/>
-                    <w:lang w:val="pl-PL"/>
-                  </w:rPr>
-                </w:pPr>
-                <w:r>
-                  <w:rPr>
-                    <w:sz w:val="17"/>
-                    <w:szCs w:val="17"/>
-                    <w:lang w:val="pl-PL"/>
-                  </w:rPr>
-                  <w:t>katherina.heroth</w:t>
-                </w:r>
-                <w:r>
-                  <w:rPr>
-                    <w:sz w:val="17"/>
-                    <w:szCs w:val="17"/>
-                    <w:lang w:val="pl-PL"/>
-                  </w:rPr>
-                  <w:t>@</w:t>
-                </w:r>
-                <w:r>
-                  <w:rPr>
-                    <w:sz w:val="17"/>
-                    <w:szCs w:val="17"/>
-                    <w:lang w:val="pl-PL"/>
-                  </w:rPr>
-                  <w:t>uni-wuerzburg.de</w:t>
-                </w:r>
-              </w:p>
-              <w:p>
-                <w:pPr>
-                  <w:tabs>
-                    <w:tab w:val="left" w:pos="7560"/>
-                  </w:tabs>
-                  <w:ind w:right="-1368"/>
-                  <w:rPr>
-                    <w:sz w:val="17"/>
-                    <w:szCs w:val="17"/>
-                    <w:lang w:val="pl-PL"/>
-                  </w:rPr>
-                </w:pPr>
               </w:p>
             </w:txbxContent>
           </v:textbox>
@@ -5098,7 +4871,7 @@
         <w:sz w:val="20"/>
         <w:szCs w:val="20"/>
       </w:rPr>
-      <w:t>Gesamtleitung: PD Dr. rer. nat. Heike Claus</w:t>
+      <w:t xml:space="preserve">Gesamtleitung: {LabDirector}</w:t>
     </w:r>
   </w:p>
   <w:p>
@@ -5113,7 +4886,7 @@
         <w:sz w:val="20"/>
         <w:szCs w:val="20"/>
       </w:rPr>
-      <w:t>ärztliche Leitung: PD Dr. med. Thiên-Trí Lâm</w:t>
+      <w:t xml:space="preserve">ärztliche Leitung: {MedicalDirector}</w:t>
     </w:r>
   </w:p>
   <w:p>
@@ -5335,7 +5108,7 @@
         <w:sz w:val="22"/>
         <w:szCs w:val="22"/>
       </w:rPr>
-      <w:t>Gesamtleitung: PD Dr. rer. nat. Heike Claus</w:t>
+      <w:t xml:space="preserve">Gesamtleitung: {LabDirector}</w:t>
     </w:r>
   </w:p>
   <w:p>
@@ -5350,7 +5123,7 @@
         <w:sz w:val="22"/>
         <w:szCs w:val="22"/>
       </w:rPr>
-      <w:t>ärztliche Leitung: PD Dr. med. Thiên-Trí Lâm</w:t>
+      <w:t xml:space="preserve">ärztliche Leitung: {MedicalDirector}</w:t>
     </w:r>
   </w:p>
   <w:p>
@@ -5617,235 +5390,8 @@
                     <w:sz w:val="17"/>
                     <w:szCs w:val="17"/>
                   </w:rPr>
-                  <w:t>PD Dr. rer. nat. Heike Claus</w:t>
+                  <w:t xml:space="preserve">{Contacts}</w:t>
                 </w:r>
-              </w:p>
-              <w:p>
-                <w:pPr>
-                  <w:tabs>
-                    <w:tab w:val="left" w:pos="7560"/>
-                  </w:tabs>
-                  <w:ind w:right="-1368"/>
-                  <w:rPr>
-                    <w:sz w:val="17"/>
-                    <w:szCs w:val="17"/>
-                    <w:lang w:val="pl-PL"/>
-                  </w:rPr>
-                </w:pPr>
-                <w:r>
-                  <w:rPr>
-                    <w:sz w:val="17"/>
-                    <w:szCs w:val="17"/>
-                    <w:lang w:val="pl-PL"/>
-                  </w:rPr>
-                  <w:t>Telefon: 0931/31-46936</w:t>
-                </w:r>
-              </w:p>
-              <w:p>
-                <w:pPr>
-                  <w:tabs>
-                    <w:tab w:val="left" w:pos="7560"/>
-                  </w:tabs>
-                  <w:ind w:right="-1368"/>
-                  <w:rPr>
-                    <w:sz w:val="17"/>
-                    <w:szCs w:val="17"/>
-                    <w:lang w:val="pl-PL"/>
-                  </w:rPr>
-                </w:pPr>
-                <w:r>
-                  <w:rPr>
-                    <w:sz w:val="17"/>
-                    <w:szCs w:val="17"/>
-                    <w:lang w:val="pl-PL"/>
-                  </w:rPr>
-                  <w:t>heike.claus@uni-wuerzburg.de</w:t>
-                </w:r>
-              </w:p>
-              <w:p>
-                <w:pPr>
-                  <w:ind w:right="-1368"/>
-                  <w:rPr>
-                    <w:sz w:val="17"/>
-                    <w:szCs w:val="17"/>
-                    <w:lang w:val="pl-PL"/>
-                  </w:rPr>
-                </w:pPr>
-              </w:p>
-              <w:p>
-                <w:pPr>
-                  <w:ind w:right="-1368"/>
-                  <w:rPr>
-                    <w:sz w:val="17"/>
-                    <w:szCs w:val="17"/>
-                    <w:lang w:val="pl-PL"/>
-                  </w:rPr>
-                </w:pPr>
-                <w:r>
-                  <w:rPr>
-                    <w:sz w:val="17"/>
-                    <w:szCs w:val="17"/>
-                    <w:lang w:val="pl-PL"/>
-                  </w:rPr>
-                  <w:t>PD Dr. med. Thiên-Trí Lâm</w:t>
-                </w:r>
-              </w:p>
-              <w:p>
-                <w:pPr>
-                  <w:ind w:right="-1368"/>
-                  <w:rPr>
-                    <w:sz w:val="17"/>
-                    <w:szCs w:val="17"/>
-                    <w:lang w:val="pl-PL"/>
-                  </w:rPr>
-                </w:pPr>
-                <w:r>
-                  <w:rPr>
-                    <w:sz w:val="17"/>
-                    <w:szCs w:val="17"/>
-                    <w:lang w:val="pl-PL"/>
-                  </w:rPr>
-                  <w:t>Telefon: 0931/31-46737</w:t>
-                </w:r>
-              </w:p>
-              <w:p>
-                <w:pPr>
-                  <w:ind w:right="-1368"/>
-                  <w:rPr>
-                    <w:sz w:val="17"/>
-                    <w:szCs w:val="17"/>
-                    <w:lang w:val="pl-PL"/>
-                  </w:rPr>
-                </w:pPr>
-                <w:r>
-                  <w:rPr>
-                    <w:sz w:val="17"/>
-                    <w:szCs w:val="17"/>
-                    <w:lang w:val="pl-PL"/>
-                  </w:rPr>
-                  <w:t>thien-tri.lam@uni-wuerzburg.de</w:t>
-                </w:r>
-              </w:p>
-              <w:p>
-                <w:pPr>
-                  <w:tabs>
-                    <w:tab w:val="left" w:pos="7560"/>
-                  </w:tabs>
-                  <w:ind w:right="-1368"/>
-                  <w:rPr>
-                    <w:sz w:val="17"/>
-                    <w:szCs w:val="17"/>
-                    <w:lang w:val="pl-PL"/>
-                  </w:rPr>
-                </w:pPr>
-              </w:p>
-              <w:p>
-                <w:pPr>
-                  <w:tabs>
-                    <w:tab w:val="left" w:pos="7560"/>
-                  </w:tabs>
-                  <w:ind w:right="-1368"/>
-                  <w:rPr>
-                    <w:sz w:val="17"/>
-                    <w:szCs w:val="17"/>
-                    <w:lang w:val="en-GB"/>
-                  </w:rPr>
-                </w:pPr>
-                <w:r>
-                  <w:rPr>
-                    <w:sz w:val="17"/>
-                    <w:szCs w:val="17"/>
-                    <w:lang w:val="en-GB"/>
-                  </w:rPr>
-                  <w:t>Dr.</w:t>
-                </w:r>
-                <w:r>
-                  <w:rPr>
-                    <w:sz w:val="17"/>
-                    <w:szCs w:val="17"/>
-                    <w:lang w:val="en-GB"/>
-                  </w:rPr>
-                  <w:t xml:space="preserve"> </w:t>
-                </w:r>
-                <w:r>
-                  <w:rPr>
-                    <w:sz w:val="17"/>
-                    <w:szCs w:val="17"/>
-                    <w:lang w:val="en-GB"/>
-                  </w:rPr>
-                  <w:t>med. Katherina Heroth</w:t>
-                </w:r>
-              </w:p>
-              <w:p>
-                <w:pPr>
-                  <w:tabs>
-                    <w:tab w:val="left" w:pos="7560"/>
-                  </w:tabs>
-                  <w:ind w:right="-1368"/>
-                  <w:rPr>
-                    <w:sz w:val="17"/>
-                    <w:szCs w:val="17"/>
-                    <w:lang w:val="pl-PL"/>
-                  </w:rPr>
-                </w:pPr>
-                <w:r>
-                  <w:rPr>
-                    <w:sz w:val="17"/>
-                    <w:szCs w:val="17"/>
-                    <w:lang w:val="pl-PL"/>
-                  </w:rPr>
-                  <w:t>Telefon: 0931/31-81128</w:t>
-                </w:r>
-              </w:p>
-              <w:p>
-                <w:pPr>
-                  <w:tabs>
-                    <w:tab w:val="left" w:pos="7560"/>
-                  </w:tabs>
-                  <w:ind w:right="-1368"/>
-                  <w:rPr>
-                    <w:sz w:val="17"/>
-                    <w:szCs w:val="17"/>
-                    <w:lang w:val="pl-PL"/>
-                  </w:rPr>
-                </w:pPr>
-                <w:r>
-                  <w:rPr>
-                    <w:sz w:val="17"/>
-                    <w:szCs w:val="17"/>
-                    <w:lang w:val="pl-PL"/>
-                  </w:rPr>
-                  <w:t>katherina.heroth</w:t>
-                </w:r>
-                <w:r>
-                  <w:rPr>
-                    <w:sz w:val="17"/>
-                    <w:szCs w:val="17"/>
-                    <w:lang w:val="pl-PL"/>
-                  </w:rPr>
-                  <w:t>@</w:t>
-                </w:r>
-                <w:r>
-                  <w:rPr>
-                    <w:sz w:val="17"/>
-                    <w:szCs w:val="17"/>
-                    <w:lang w:val="pl-PL"/>
-                  </w:rPr>
-                  <w:t>uni-wuerzburg.de</w:t>
-                </w:r>
-              </w:p>
-              <w:p>
-                <w:pPr>
-                  <w:tabs>
-                    <w:tab w:val="left" w:pos="7560"/>
-                  </w:tabs>
-                  <w:ind w:right="-1368"/>
-                  <w:rPr>
-                    <w:sz w:val="17"/>
-                    <w:szCs w:val="17"/>
-                    <w:lang w:val="pl-PL"/>
-                  </w:rPr>
-                </w:pPr>
               </w:p>
             </w:txbxContent>
           </v:textbox>
